--- a/downloads/documents/05 Materials/Unit 01/Slides/Slides 01.17 - Storing Food Safely and Reducing Waste.docx
+++ b/downloads/documents/05 Materials/Unit 01/Slides/Slides 01.17 - Storing Food Safely and Reducing Waste.docx
@@ -783,7 +783,7 @@
     <w:sectPr>
       <w:headerReference w:type="default" r:id="rId9"/>
       <w:pgSz w:w="12240" w:h="15840"/>
-      <w:pgMar w:top="1440" w:bottom="1440" w:left="1440" w:right="1440" w:header="504"/>
+      <w:pgMar w:top="1296" w:bottom="1296" w:left="1296" w:right="1296" w:header="504"/>
     </w:sectPr>
   </w:body>
 </w:document>

--- a/downloads/documents/05 Materials/Unit 01/Slides/Slides 01.17 - Storing Food Safely and Reducing Waste.docx
+++ b/downloads/documents/05 Materials/Unit 01/Slides/Slides 01.17 - Storing Food Safely and Reducing Waste.docx
@@ -6,9 +6,9 @@
       <w:pPr>
         <w:pStyle w:val="Heading1"/>
       </w:pPr>
-      <w:bookmarkStart w:id="20" w:name="X9014d21d3e04112a720d7b156c37563acee6915"/>
-      <w:r>
-        <w:t xml:space="preserve">Slides 01.17: Storing Food Safely and Reducing Waste</w:t>
+      <w:bookmarkStart w:id="20" w:name="X745c1382b93f3b013f9fe92435052e55a50d086"/>
+      <w:r>
+        <w:t xml:space="preserve">Slides 1.17: Storing Food Safely and Reducing Waste</w:t>
       </w:r>
       <w:bookmarkEnd w:id="20"/>
     </w:p>
